--- a/a7/build/out/u6/A7 6.T1 Angle Pairs Supplementary, Complementary, Vertical, Adjacent - Teacher Edition.docx
+++ b/a7/build/out/u6/A7 6.T1 Angle Pairs Supplementary, Complementary, Vertical, Adjacent - Teacher Edition.docx
@@ -1985,7 +1985,7 @@
           <w:color w:val="1A1A1A"/>
           <w:sz w:val="21"/>
         </w:rPr>
-        <w:t>4x + x + 10 = 90, 5x = 80, x = 16: 64° and 26°.</w:t>
+        <w:t>4x + x + 10 = 90, 5x = 80 and x = 16, so 64° and 26° — a board with 16 stopped at x; one with 34 used 180.</w:t>
       </w:r>
     </w:p>
     <w:p>
@@ -2051,7 +2051,7 @@
           <w:color w:val="1A1A1A"/>
           <w:sz w:val="21"/>
         </w:rPr>
-        <w:t>Ask what vertical angles do: they are equal — so the two expressions are set equal, variables on both sides (Unit 1).</w:t>
+        <w:t>Ask what vertical angles do: they are equal — so the two expressions are set equal.</w:t>
       </w:r>
     </w:p>
     <w:p>
@@ -2084,7 +2084,7 @@
           <w:color w:val="1A1A1A"/>
           <w:sz w:val="21"/>
         </w:rPr>
-        <w:t>Vertical, so equal: 5x − 12 = 2x + 18, 3x = 30, x = 10.</w:t>
+        <w:t>Vertical, so equal: 5x − 12 = 2x + 18; take 2x off both sides, 3x − 12 = 18, so 3x = 30 and x = 10.</w:t>
       </w:r>
     </w:p>
     <w:p>
@@ -2117,7 +2117,7 @@
           <w:color w:val="1A1A1A"/>
           <w:sz w:val="21"/>
         </w:rPr>
-        <w:t>4x + 3 = x + 39, 3x = 36, x = 12: each angle 51°.</w:t>
+        <w:t>4x + 3 = x + 39, and taking x off both sides gives 3x + 3 = 39, so x = 12 and each angle is 51° — a board with 12 reported x.</w:t>
       </w:r>
     </w:p>
     <w:p>
@@ -2201,7 +2201,7 @@
           <w:color w:val="6B6B6B"/>
           <w:sz w:val="19"/>
         </w:rPr>
-        <w:t xml:space="preserve">   146° — used 180 [Source of Truth, GR.1.4: complementary and supplementary swapped]</w:t>
+        <w:t xml:space="preserve">   146° — used 180 [Florida B1G-M, GR.1.4: complementary and supplementary swapped]</w:t>
       </w:r>
     </w:p>
     <w:p>
@@ -2252,7 +2252,7 @@
           <w:color w:val="6B6B6B"/>
           <w:sz w:val="19"/>
         </w:rPr>
-        <w:t xml:space="preserve">   −22 or 'none' — used 90 [Source of Truth, GR.1.4: complementary and supplementary swapped]</w:t>
+        <w:t xml:space="preserve">   −22 or 'none' — used 90 [Florida B1G-M, GR.1.4: complementary and supplementary swapped]</w:t>
       </w:r>
     </w:p>
     <w:p>
@@ -2330,13 +2330,176 @@
         <w:t xml:space="preserve">Board 4.  </w:t>
       </w:r>
       <w:r>
+        <w:drawing>
+          <wp:inline xmlns:a="http://schemas.openxmlformats.org/drawingml/2006/main" xmlns:pic="http://schemas.openxmlformats.org/drawingml/2006/picture">
+            <wp:extent cx="210312" cy="109728"/>
+            <wp:docPr id="1" name="Picture 1"/>
+            <wp:cNvGraphicFramePr>
+              <a:graphicFrameLocks noChangeAspect="1"/>
+            </wp:cNvGraphicFramePr>
+            <a:graphic>
+              <a:graphicData uri="http://schemas.openxmlformats.org/drawingml/2006/picture">
+                <pic:pic>
+                  <pic:nvPicPr>
+                    <pic:cNvPr id="0" name="74cd925be059338a.png"/>
+                    <pic:cNvPicPr/>
+                  </pic:nvPicPr>
+                  <pic:blipFill>
+                    <a:blip r:embed="rId9"/>
+                    <a:stretch>
+                      <a:fillRect/>
+                    </a:stretch>
+                  </pic:blipFill>
+                  <pic:spPr>
+                    <a:xfrm>
+                      <a:off x="0" y="0"/>
+                      <a:ext cx="210312" cy="109728"/>
+                    </a:xfrm>
+                    <a:prstGeom prst="rect"/>
+                  </pic:spPr>
+                </pic:pic>
+              </a:graphicData>
+            </a:graphic>
+          </wp:inline>
+        </w:drawing>
+      </w:r>
+      <w:r>
         <w:rPr>
           <w:b w:val="0"/>
           <w:i w:val="0"/>
           <w:color w:val="1A1A1A"/>
           <w:sz w:val="21"/>
         </w:rPr>
-        <w:t xml:space="preserve">Angles P and Q are complementary, and angle P is 28°. What is angle Q?  →  </w:t>
+        <w:t xml:space="preserve"> and </w:t>
+      </w:r>
+      <w:r>
+        <w:drawing>
+          <wp:inline xmlns:a="http://schemas.openxmlformats.org/drawingml/2006/main" xmlns:pic="http://schemas.openxmlformats.org/drawingml/2006/picture">
+            <wp:extent cx="225552" cy="143256"/>
+            <wp:docPr id="2" name="Picture 2"/>
+            <wp:cNvGraphicFramePr>
+              <a:graphicFrameLocks noChangeAspect="1"/>
+            </wp:cNvGraphicFramePr>
+            <a:graphic>
+              <a:graphicData uri="http://schemas.openxmlformats.org/drawingml/2006/picture">
+                <pic:pic>
+                  <pic:nvPicPr>
+                    <pic:cNvPr id="0" name="8143adcd4ac13ed2.png"/>
+                    <pic:cNvPicPr/>
+                  </pic:nvPicPr>
+                  <pic:blipFill>
+                    <a:blip r:embed="rId10"/>
+                    <a:stretch>
+                      <a:fillRect/>
+                    </a:stretch>
+                  </pic:blipFill>
+                  <pic:spPr>
+                    <a:xfrm>
+                      <a:off x="0" y="0"/>
+                      <a:ext cx="225552" cy="143256"/>
+                    </a:xfrm>
+                    <a:prstGeom prst="rect"/>
+                  </pic:spPr>
+                </pic:pic>
+              </a:graphicData>
+            </a:graphic>
+          </wp:inline>
+        </w:drawing>
+      </w:r>
+      <w:r>
+        <w:rPr>
+          <w:b w:val="0"/>
+          <w:i w:val="0"/>
+          <w:color w:val="1A1A1A"/>
+          <w:sz w:val="21"/>
+        </w:rPr>
+        <w:t xml:space="preserve"> are complementary, and </w:t>
+      </w:r>
+      <w:r>
+        <w:drawing>
+          <wp:inline xmlns:a="http://schemas.openxmlformats.org/drawingml/2006/main" xmlns:pic="http://schemas.openxmlformats.org/drawingml/2006/picture">
+            <wp:extent cx="716280" cy="115824"/>
+            <wp:docPr id="3" name="Picture 3"/>
+            <wp:cNvGraphicFramePr>
+              <a:graphicFrameLocks noChangeAspect="1"/>
+            </wp:cNvGraphicFramePr>
+            <a:graphic>
+              <a:graphicData uri="http://schemas.openxmlformats.org/drawingml/2006/picture">
+                <pic:pic>
+                  <pic:nvPicPr>
+                    <pic:cNvPr id="0" name="b796c77a336ec8ee.png"/>
+                    <pic:cNvPicPr/>
+                  </pic:nvPicPr>
+                  <pic:blipFill>
+                    <a:blip r:embed="rId11"/>
+                    <a:stretch>
+                      <a:fillRect/>
+                    </a:stretch>
+                  </pic:blipFill>
+                  <pic:spPr>
+                    <a:xfrm>
+                      <a:off x="0" y="0"/>
+                      <a:ext cx="716280" cy="115824"/>
+                    </a:xfrm>
+                    <a:prstGeom prst="rect"/>
+                  </pic:spPr>
+                </pic:pic>
+              </a:graphicData>
+            </a:graphic>
+          </wp:inline>
+        </w:drawing>
+      </w:r>
+      <w:r>
+        <w:rPr>
+          <w:b w:val="0"/>
+          <w:i w:val="0"/>
+          <w:color w:val="1A1A1A"/>
+          <w:sz w:val="21"/>
+        </w:rPr>
+        <w:t xml:space="preserve">. What is </w:t>
+      </w:r>
+      <w:r>
+        <w:drawing>
+          <wp:inline xmlns:a="http://schemas.openxmlformats.org/drawingml/2006/main" xmlns:pic="http://schemas.openxmlformats.org/drawingml/2006/picture">
+            <wp:extent cx="347472" cy="143256"/>
+            <wp:docPr id="4" name="Picture 4"/>
+            <wp:cNvGraphicFramePr>
+              <a:graphicFrameLocks noChangeAspect="1"/>
+            </wp:cNvGraphicFramePr>
+            <a:graphic>
+              <a:graphicData uri="http://schemas.openxmlformats.org/drawingml/2006/picture">
+                <pic:pic>
+                  <pic:nvPicPr>
+                    <pic:cNvPr id="0" name="8581bfa205f4c9c9.png"/>
+                    <pic:cNvPicPr/>
+                  </pic:nvPicPr>
+                  <pic:blipFill>
+                    <a:blip r:embed="rId12"/>
+                    <a:stretch>
+                      <a:fillRect/>
+                    </a:stretch>
+                  </pic:blipFill>
+                  <pic:spPr>
+                    <a:xfrm>
+                      <a:off x="0" y="0"/>
+                      <a:ext cx="347472" cy="143256"/>
+                    </a:xfrm>
+                    <a:prstGeom prst="rect"/>
+                  </pic:spPr>
+                </pic:pic>
+              </a:graphicData>
+            </a:graphic>
+          </wp:inline>
+        </w:drawing>
+      </w:r>
+      <w:r>
+        <w:rPr>
+          <w:b w:val="0"/>
+          <w:i w:val="0"/>
+          <w:color w:val="1A1A1A"/>
+          <w:sz w:val="21"/>
+        </w:rPr>
+        <w:t xml:space="preserve">?  →  </w:t>
       </w:r>
       <w:r>
         <w:rPr>
@@ -2354,7 +2517,7 @@
           <w:color w:val="6B6B6B"/>
           <w:sz w:val="19"/>
         </w:rPr>
-        <w:t xml:space="preserve">   (A) 180 − 28: supplementary for complementary [Source of Truth, GR.1.4: complementary and supplementary swapped]; (C) took the two as equal — that is vertical angles [Notes I]; (D) 90 + 28: added instead of subtracting [Notes II: the two add to 90]</w:t>
+        <w:t xml:space="preserve">   (A) 180 − 28: supplementary for complementary [Florida B1G-M, GR.1.4: complementary and supplementary swapped]; (C) took the two as equal — that is vertical angles [Notes I]; (D) 90 + 28: added instead of subtracting [Notes II: the two add to 90]</w:t>
       </w:r>
       <w:r>
         <w:rPr>
@@ -2402,7 +2565,7 @@
         <w:drawing>
           <wp:inline xmlns:a="http://schemas.openxmlformats.org/drawingml/2006/main" xmlns:pic="http://schemas.openxmlformats.org/drawingml/2006/picture">
             <wp:extent cx="640080" cy="146304"/>
-            <wp:docPr id="1" name="Picture 1"/>
+            <wp:docPr id="5" name="Picture 5"/>
             <wp:cNvGraphicFramePr>
               <a:graphicFrameLocks noChangeAspect="1"/>
             </wp:cNvGraphicFramePr>
@@ -2414,7 +2577,7 @@
                     <pic:cNvPicPr/>
                   </pic:nvPicPr>
                   <pic:blipFill>
-                    <a:blip r:embed="rId9"/>
+                    <a:blip r:embed="rId13"/>
                     <a:stretch>
                       <a:fillRect/>
                     </a:stretch>
@@ -2445,7 +2608,7 @@
         <w:drawing>
           <wp:inline xmlns:a="http://schemas.openxmlformats.org/drawingml/2006/main" xmlns:pic="http://schemas.openxmlformats.org/drawingml/2006/picture">
             <wp:extent cx="286512" cy="118872"/>
-            <wp:docPr id="2" name="Picture 2"/>
+            <wp:docPr id="6" name="Picture 6"/>
             <wp:cNvGraphicFramePr>
               <a:graphicFrameLocks noChangeAspect="1"/>
             </wp:cNvGraphicFramePr>
@@ -2457,7 +2620,7 @@
                     <pic:cNvPicPr/>
                   </pic:nvPicPr>
                   <pic:blipFill>
-                    <a:blip r:embed="rId10"/>
+                    <a:blip r:embed="rId14"/>
                     <a:stretch>
                       <a:fillRect/>
                     </a:stretch>
@@ -2500,7 +2663,7 @@
           <w:color w:val="6B6B6B"/>
           <w:sz w:val="19"/>
         </w:rPr>
-        <w:t xml:space="preserve">   30 — set 3x + 15 = 105, as if vertical [Math Nation names setting a linear pair equal]; −5 — used 90 [Source of Truth, GR.1.4]</w:t>
+        <w:t xml:space="preserve">   30 — set 3x + 15 = 105, as if vertical [Math Nation names setting a linear pair equal]; −10 — used 90 [Florida B1G-M, GR.1.4]</w:t>
       </w:r>
     </w:p>
     <w:p>
@@ -2539,7 +2702,7 @@
         <w:drawing>
           <wp:inline xmlns:a="http://schemas.openxmlformats.org/drawingml/2006/main" xmlns:pic="http://schemas.openxmlformats.org/drawingml/2006/picture">
             <wp:extent cx="640080" cy="146304"/>
-            <wp:docPr id="3" name="Picture 3"/>
+            <wp:docPr id="7" name="Picture 7"/>
             <wp:cNvGraphicFramePr>
               <a:graphicFrameLocks noChangeAspect="1"/>
             </wp:cNvGraphicFramePr>
@@ -2551,7 +2714,7 @@
                     <pic:cNvPicPr/>
                   </pic:nvPicPr>
                   <pic:blipFill>
-                    <a:blip r:embed="rId11"/>
+                    <a:blip r:embed="rId15"/>
                     <a:stretch>
                       <a:fillRect/>
                     </a:stretch>
@@ -2582,7 +2745,7 @@
         <w:drawing>
           <wp:inline xmlns:a="http://schemas.openxmlformats.org/drawingml/2006/main" xmlns:pic="http://schemas.openxmlformats.org/drawingml/2006/picture">
             <wp:extent cx="640080" cy="143256"/>
-            <wp:docPr id="4" name="Picture 4"/>
+            <wp:docPr id="8" name="Picture 8"/>
             <wp:cNvGraphicFramePr>
               <a:graphicFrameLocks noChangeAspect="1"/>
             </wp:cNvGraphicFramePr>
@@ -2594,7 +2757,7 @@
                     <pic:cNvPicPr/>
                   </pic:nvPicPr>
                   <pic:blipFill>
-                    <a:blip r:embed="rId12"/>
+                    <a:blip r:embed="rId16"/>
                     <a:stretch>
                       <a:fillRect/>
                     </a:stretch>
@@ -2637,7 +2800,7 @@
           <w:color w:val="6B6B6B"/>
           <w:sz w:val="19"/>
         </w:rPr>
-        <w:t xml:space="preserve">   12 — reported x as the angle [Math Nation names reporting x]; 22 — added them to 180 [vertical angles are equal, not supplementary]</w:t>
+        <w:t xml:space="preserve">   12 — reported x as the angle [Math Nation names reporting x]; 21.5 — added them to 180 [vertical angles are equal, not supplementary]</w:t>
       </w:r>
     </w:p>
     <w:p>
@@ -2748,7 +2911,7 @@
           <w:color w:val="6B6B6B"/>
           <w:sz w:val="20"/>
         </w:rPr>
-        <w:t xml:space="preserve">   The the 50° angle below the line is not needed.</w:t>
+        <w:t xml:space="preserve">   The 50° angle below the line is not needed.</w:t>
       </w:r>
       <w:r>
         <w:rPr>
@@ -2757,7 +2920,7 @@
           <w:color w:val="6B6B6B"/>
           <w:sz w:val="19"/>
         </w:rPr>
-        <w:t xml:space="preserve">   92 — used the 50° (180 − 38 − 50) [the extra number]; 52 — used 90 [Source of Truth, GR.1.4]</w:t>
+        <w:t xml:space="preserve">   92 — used the 50° (180 − 38 − 50) [the extra number]; 52 — used 90 [Florida B1G-M, GR.1.4]</w:t>
       </w:r>
     </w:p>
     <w:p>
@@ -2808,7 +2971,7 @@
           <w:color w:val="6B6B6B"/>
           <w:sz w:val="19"/>
         </w:rPr>
-        <w:t xml:space="preserve">   'Never — they are not next to each other' [complementary is about the sum, not about being adjacent]; 'always' [Source of Truth, GR.1.4]</w:t>
+        <w:t xml:space="preserve">   'Never — they are not next to each other' [complementary is about the sum, not about being adjacent]; 'always' [Florida B1G-M, GR.1.4]</w:t>
       </w:r>
     </w:p>
     <w:p>
@@ -2939,7 +3102,7 @@
           <w:color w:val="1A1A1A"/>
           <w:sz w:val="20"/>
         </w:rPr>
-        <w:t>146° — used 180 [Source of Truth, GR.1.4: complementary and supplementary swapped]</w:t>
+        <w:t>146° — used 180 [Florida B1G-M, GR.1.4: complementary and supplementary swapped]</w:t>
       </w:r>
     </w:p>
     <w:p>
@@ -2963,7 +3126,7 @@
           <w:color w:val="1A1A1A"/>
           <w:sz w:val="20"/>
         </w:rPr>
-        <w:t>−22 or 'none' — used 90 [Source of Truth, GR.1.4: complementary and supplementary swapped]</w:t>
+        <w:t>−22 or 'none' — used 90 [Florida B1G-M, GR.1.4: complementary and supplementary swapped]</w:t>
       </w:r>
     </w:p>
     <w:p>
@@ -3011,7 +3174,7 @@
           <w:color w:val="1A1A1A"/>
           <w:sz w:val="20"/>
         </w:rPr>
-        <w:t>180 − 28: supplementary for complementary [Source of Truth, GR.1.4: complementary and supplementary swapped]</w:t>
+        <w:t>180 − 28: supplementary for complementary [Florida B1G-M, GR.1.4: complementary and supplementary swapped]</w:t>
       </w:r>
     </w:p>
     <w:p>
@@ -3154,7 +3317,7 @@
           <w:color w:val="1A1A1A"/>
           <w:sz w:val="21"/>
         </w:rPr>
-        <w:t>Whiteboards and markers. Calculators allowed, printed nowhere. Wednesday is 43 minutes: the cut is boards 3 and 7 and two minutes of the IXL block, never board 9; the timing table totals 53 by house rule.</w:t>
+        <w:t>Whiteboards and markers. Calculators allowed, printed nowhere.</w:t>
       </w:r>
     </w:p>
     <w:sectPr>

--- a/a7/build/out/u6/A7 6.T1 Angle Pairs Supplementary, Complementary, Vertical, Adjacent - Teacher Edition.docx
+++ b/a7/build/out/u6/A7 6.T1 Angle Pairs Supplementary, Complementary, Vertical, Adjacent - Teacher Edition.docx
@@ -1676,7 +1676,7 @@
           <w:color w:val="1A1A1A"/>
           <w:sz w:val="21"/>
         </w:rPr>
-        <w:t xml:space="preserve">Warm-Up — On your own. Four minutes. No notes.  </w:t>
+        <w:t xml:space="preserve">Warm-Up — On your own. No notes.  </w:t>
       </w:r>
       <w:r>
         <w:rPr>

--- a/a7/build/out/u6/A7 6.T1 Angle Pairs Supplementary, Complementary, Vertical, Adjacent - Teacher Edition.docx
+++ b/a7/build/out/u6/A7 6.T1 Angle Pairs Supplementary, Complementary, Vertical, Adjacent - Teacher Edition.docx
@@ -2833,7 +2833,7 @@
           <w:color w:val="1A1A1A"/>
           <w:sz w:val="21"/>
         </w:rPr>
-        <w:t xml:space="preserve">In the figure, lines AD and BE cross at O, and ray OC is drawn. Which two angles are adjacent?  →  </w:t>
+        <w:t xml:space="preserve">Which two angles are adjacent?  →  </w:t>
       </w:r>
       <w:r>
         <w:rPr>
